--- a/KNT-122_Onyshchenko_Variant-19_PR.docx
+++ b/KNT-122_Onyshchenko_Variant-19_PR.docx
@@ -1,6 +1,6 @@
 
 <file path=word/document.xml><?xml version="1.0" encoding="utf-8"?>
-<w:document xmlns:wpc="http://schemas.microsoft.com/office/word/2010/wordprocessingCanvas" xmlns:cx="http://schemas.microsoft.com/office/drawing/2014/chartex" xmlns:cx1="http://schemas.microsoft.com/office/drawing/2015/9/8/chartex" xmlns:cx2="http://schemas.microsoft.com/office/drawing/2015/10/21/chartex" xmlns:cx3="http://schemas.microsoft.com/office/drawing/2016/5/9/chartex" xmlns:cx4="http://schemas.microsoft.com/office/drawing/2016/5/10/chartex" xmlns:cx5="http://schemas.microsoft.com/office/drawing/2016/5/11/chartex" xmlns:cx6="http://schemas.microsoft.com/office/drawing/2016/5/12/chartex" xmlns:cx7="http://schemas.microsoft.com/office/drawing/2016/5/13/chartex" xmlns:cx8="http://schemas.microsoft.com/office/drawing/2016/5/14/chartex" xmlns:mc="http://schemas.openxmlformats.org/markup-compatibility/2006" xmlns:aink="http://schemas.microsoft.com/office/drawing/2016/ink" xmlns:am3d="http://schemas.microsoft.com/office/drawing/2017/model3d" xmlns:o="urn:schemas-microsoft-com:office:office" xmlns:oel="http://schemas.microsoft.com/office/2019/extlst" xmlns:r="http://schemas.openxmlformats.org/officeDocument/2006/relationships" xmlns:m="http://schemas.openxmlformats.org/officeDocument/2006/math" xmlns:v="urn:schemas-microsoft-com:vml" xmlns:wp14="http://schemas.microsoft.com/office/word/2010/wordprocessingDrawing" xmlns:wp="http://schemas.openxmlformats.org/drawingml/2006/wordprocessingDrawing" xmlns:w10="urn:schemas-microsoft-com:office:word" xmlns:w="http://schemas.openxmlformats.org/wordprocessingml/2006/main" xmlns:w14="http://schemas.microsoft.com/office/word/2010/wordml" xmlns:w15="http://schemas.microsoft.com/office/word/2012/wordml" xmlns:w16cex="http://schemas.microsoft.com/office/word/2018/wordml/cex" xmlns:w16cid="http://schemas.microsoft.com/office/word/2016/wordml/cid" xmlns:w16="http://schemas.microsoft.com/office/word/2018/wordml" xmlns:w16du="http://schemas.microsoft.com/office/word/2023/wordml/word16du" xmlns:w16sdtdh="http://schemas.microsoft.com/office/word/2020/wordml/sdtdatahash" xmlns:w16se="http://schemas.microsoft.com/office/word/2015/wordml/symex" xmlns:wpg="http://schemas.microsoft.com/office/word/2010/wordprocessingGroup" xmlns:wpi="http://schemas.microsoft.com/office/word/2010/wordprocessingInk" xmlns:wne="http://schemas.microsoft.com/office/word/2006/wordml" xmlns:wps="http://schemas.microsoft.com/office/word/2010/wordprocessingShape" mc:Ignorable="w14 w15 w16se w16cid w16 w16cex w16sdtdh w16du wp14">
+<w:document xmlns:wpc="http://schemas.microsoft.com/office/word/2010/wordprocessingCanvas" xmlns:cx="http://schemas.microsoft.com/office/drawing/2014/chartex" xmlns:cx1="http://schemas.microsoft.com/office/drawing/2015/9/8/chartex" xmlns:cx2="http://schemas.microsoft.com/office/drawing/2015/10/21/chartex" xmlns:cx3="http://schemas.microsoft.com/office/drawing/2016/5/9/chartex" xmlns:cx4="http://schemas.microsoft.com/office/drawing/2016/5/10/chartex" xmlns:cx5="http://schemas.microsoft.com/office/drawing/2016/5/11/chartex" xmlns:cx6="http://schemas.microsoft.com/office/drawing/2016/5/12/chartex" xmlns:cx7="http://schemas.microsoft.com/office/drawing/2016/5/13/chartex" xmlns:cx8="http://schemas.microsoft.com/office/drawing/2016/5/14/chartex" xmlns:mc="http://schemas.openxmlformats.org/markup-compatibility/2006" xmlns:aink="http://schemas.microsoft.com/office/drawing/2016/ink" xmlns:am3d="http://schemas.microsoft.com/office/drawing/2017/model3d" xmlns:o="urn:schemas-microsoft-com:office:office" xmlns:oel="http://schemas.microsoft.com/office/2019/extlst" xmlns:r="http://schemas.openxmlformats.org/officeDocument/2006/relationships" xmlns:m="http://schemas.openxmlformats.org/officeDocument/2006/math" xmlns:v="urn:schemas-microsoft-com:vml" xmlns:wp14="http://schemas.microsoft.com/office/word/2010/wordprocessingDrawing" xmlns:wp="http://schemas.openxmlformats.org/drawingml/2006/wordprocessingDrawing" xmlns:w10="urn:schemas-microsoft-com:office:word" xmlns:w="http://schemas.openxmlformats.org/wordprocessingml/2006/main" xmlns:w14="http://schemas.microsoft.com/office/word/2010/wordml" xmlns:w15="http://schemas.microsoft.com/office/word/2012/wordml" xmlns:w16cex="http://schemas.microsoft.com/office/word/2018/wordml/cex" xmlns:w16cid="http://schemas.microsoft.com/office/word/2016/wordml/cid" xmlns:w16="http://schemas.microsoft.com/office/word/2018/wordml" xmlns:w16du="http://schemas.microsoft.com/office/word/2023/wordml/word16du" xmlns:w16sdtdh="http://schemas.microsoft.com/office/word/2020/wordml/sdtdatahash" xmlns:w16sdtfl="http://schemas.microsoft.com/office/word/2024/wordml/sdtformatlock" xmlns:w16se="http://schemas.microsoft.com/office/word/2015/wordml/symex" xmlns:wpg="http://schemas.microsoft.com/office/word/2010/wordprocessingGroup" xmlns:wpi="http://schemas.microsoft.com/office/word/2010/wordprocessingInk" xmlns:wne="http://schemas.microsoft.com/office/word/2006/wordml" xmlns:wps="http://schemas.microsoft.com/office/word/2010/wordprocessingShape" mc:Ignorable="w14 w15 w16se w16cid w16 w16cex w16sdtdh w16sdtfl w16du wp14">
   <w:body>
     <w:p>
       <w:pPr>
@@ -339,6 +339,9 @@
         <w:ind w:firstLine="0"/>
         <w:contextualSpacing/>
         <w:jc w:val="center"/>
+        <w:rPr>
+          <w:lang w:val="en-US"/>
+        </w:rPr>
       </w:pPr>
       <w:r>
         <w:t>202</w:t>
@@ -346,7 +349,10 @@
       <w:bookmarkStart w:id="0" w:name="_gjdgxs"/>
       <w:bookmarkEnd w:id="0"/>
       <w:r>
-        <w:t>4</w:t>
+        <w:rPr>
+          <w:lang w:val="en-US"/>
+        </w:rPr>
+        <w:t>5</w:t>
       </w:r>
     </w:p>
     <w:p>
@@ -539,7 +545,7 @@
 </file>
 
 <file path=word/numbering.xml><?xml version="1.0" encoding="utf-8"?>
-<w:numbering xmlns:wpc="http://schemas.microsoft.com/office/word/2010/wordprocessingCanvas" xmlns:cx="http://schemas.microsoft.com/office/drawing/2014/chartex" xmlns:cx1="http://schemas.microsoft.com/office/drawing/2015/9/8/chartex" xmlns:cx2="http://schemas.microsoft.com/office/drawing/2015/10/21/chartex" xmlns:cx3="http://schemas.microsoft.com/office/drawing/2016/5/9/chartex" xmlns:cx4="http://schemas.microsoft.com/office/drawing/2016/5/10/chartex" xmlns:cx5="http://schemas.microsoft.com/office/drawing/2016/5/11/chartex" xmlns:cx6="http://schemas.microsoft.com/office/drawing/2016/5/12/chartex" xmlns:cx7="http://schemas.microsoft.com/office/drawing/2016/5/13/chartex" xmlns:cx8="http://schemas.microsoft.com/office/drawing/2016/5/14/chartex" xmlns:mc="http://schemas.openxmlformats.org/markup-compatibility/2006" xmlns:aink="http://schemas.microsoft.com/office/drawing/2016/ink" xmlns:am3d="http://schemas.microsoft.com/office/drawing/2017/model3d" xmlns:o="urn:schemas-microsoft-com:office:office" xmlns:oel="http://schemas.microsoft.com/office/2019/extlst" xmlns:r="http://schemas.openxmlformats.org/officeDocument/2006/relationships" xmlns:m="http://schemas.openxmlformats.org/officeDocument/2006/math" xmlns:v="urn:schemas-microsoft-com:vml" xmlns:wp14="http://schemas.microsoft.com/office/word/2010/wordprocessingDrawing" xmlns:wp="http://schemas.openxmlformats.org/drawingml/2006/wordprocessingDrawing" xmlns:w10="urn:schemas-microsoft-com:office:word" xmlns:w="http://schemas.openxmlformats.org/wordprocessingml/2006/main" xmlns:w14="http://schemas.microsoft.com/office/word/2010/wordml" xmlns:w15="http://schemas.microsoft.com/office/word/2012/wordml" xmlns:w16cex="http://schemas.microsoft.com/office/word/2018/wordml/cex" xmlns:w16cid="http://schemas.microsoft.com/office/word/2016/wordml/cid" xmlns:w16="http://schemas.microsoft.com/office/word/2018/wordml" xmlns:w16du="http://schemas.microsoft.com/office/word/2023/wordml/word16du" xmlns:w16sdtdh="http://schemas.microsoft.com/office/word/2020/wordml/sdtdatahash" xmlns:w16se="http://schemas.microsoft.com/office/word/2015/wordml/symex" xmlns:wpg="http://schemas.microsoft.com/office/word/2010/wordprocessingGroup" xmlns:wpi="http://schemas.microsoft.com/office/word/2010/wordprocessingInk" xmlns:wne="http://schemas.microsoft.com/office/word/2006/wordml" xmlns:wps="http://schemas.microsoft.com/office/word/2010/wordprocessingShape" mc:Ignorable="w14 w15 w16se w16cid w16 w16cex w16sdtdh w16du wp14">
+<w:numbering xmlns:wpc="http://schemas.microsoft.com/office/word/2010/wordprocessingCanvas" xmlns:cx="http://schemas.microsoft.com/office/drawing/2014/chartex" xmlns:cx1="http://schemas.microsoft.com/office/drawing/2015/9/8/chartex" xmlns:cx2="http://schemas.microsoft.com/office/drawing/2015/10/21/chartex" xmlns:cx3="http://schemas.microsoft.com/office/drawing/2016/5/9/chartex" xmlns:cx4="http://schemas.microsoft.com/office/drawing/2016/5/10/chartex" xmlns:cx5="http://schemas.microsoft.com/office/drawing/2016/5/11/chartex" xmlns:cx6="http://schemas.microsoft.com/office/drawing/2016/5/12/chartex" xmlns:cx7="http://schemas.microsoft.com/office/drawing/2016/5/13/chartex" xmlns:cx8="http://schemas.microsoft.com/office/drawing/2016/5/14/chartex" xmlns:mc="http://schemas.openxmlformats.org/markup-compatibility/2006" xmlns:aink="http://schemas.microsoft.com/office/drawing/2016/ink" xmlns:am3d="http://schemas.microsoft.com/office/drawing/2017/model3d" xmlns:o="urn:schemas-microsoft-com:office:office" xmlns:oel="http://schemas.microsoft.com/office/2019/extlst" xmlns:r="http://schemas.openxmlformats.org/officeDocument/2006/relationships" xmlns:m="http://schemas.openxmlformats.org/officeDocument/2006/math" xmlns:v="urn:schemas-microsoft-com:vml" xmlns:wp14="http://schemas.microsoft.com/office/word/2010/wordprocessingDrawing" xmlns:wp="http://schemas.openxmlformats.org/drawingml/2006/wordprocessingDrawing" xmlns:w10="urn:schemas-microsoft-com:office:word" xmlns:w="http://schemas.openxmlformats.org/wordprocessingml/2006/main" xmlns:w14="http://schemas.microsoft.com/office/word/2010/wordml" xmlns:w15="http://schemas.microsoft.com/office/word/2012/wordml" xmlns:w16cex="http://schemas.microsoft.com/office/word/2018/wordml/cex" xmlns:w16cid="http://schemas.microsoft.com/office/word/2016/wordml/cid" xmlns:w16="http://schemas.microsoft.com/office/word/2018/wordml" xmlns:w16du="http://schemas.microsoft.com/office/word/2023/wordml/word16du" xmlns:w16sdtdh="http://schemas.microsoft.com/office/word/2020/wordml/sdtdatahash" xmlns:w16sdtfl="http://schemas.microsoft.com/office/word/2024/wordml/sdtformatlock" xmlns:w16se="http://schemas.microsoft.com/office/word/2015/wordml/symex" xmlns:wpg="http://schemas.microsoft.com/office/word/2010/wordprocessingGroup" xmlns:wpi="http://schemas.microsoft.com/office/word/2010/wordprocessingInk" xmlns:wne="http://schemas.microsoft.com/office/word/2006/wordml" xmlns:wps="http://schemas.microsoft.com/office/word/2010/wordprocessingShape" mc:Ignorable="w14 w15 w16se w16cid w16 w16cex w16sdtdh w16sdtfl w16du wp14">
   <w:abstractNum w:abstractNumId="0" w15:restartNumberingAfterBreak="0">
     <w:nsid w:val="297C4081"/>
     <w:multiLevelType w:val="hybridMultilevel"/>
@@ -751,7 +757,7 @@
 </file>
 
 <file path=word/styles.xml><?xml version="1.0" encoding="utf-8"?>
-<w:styles xmlns:mc="http://schemas.openxmlformats.org/markup-compatibility/2006" xmlns:r="http://schemas.openxmlformats.org/officeDocument/2006/relationships" xmlns:w="http://schemas.openxmlformats.org/wordprocessingml/2006/main" xmlns:w14="http://schemas.microsoft.com/office/word/2010/wordml" xmlns:w15="http://schemas.microsoft.com/office/word/2012/wordml" xmlns:w16cex="http://schemas.microsoft.com/office/word/2018/wordml/cex" xmlns:w16cid="http://schemas.microsoft.com/office/word/2016/wordml/cid" xmlns:w16="http://schemas.microsoft.com/office/word/2018/wordml" xmlns:w16du="http://schemas.microsoft.com/office/word/2023/wordml/word16du" xmlns:w16sdtdh="http://schemas.microsoft.com/office/word/2020/wordml/sdtdatahash" xmlns:w16se="http://schemas.microsoft.com/office/word/2015/wordml/symex" mc:Ignorable="w14 w15 w16se w16cid w16 w16cex w16sdtdh w16du">
+<w:styles xmlns:mc="http://schemas.openxmlformats.org/markup-compatibility/2006" xmlns:r="http://schemas.openxmlformats.org/officeDocument/2006/relationships" xmlns:w="http://schemas.openxmlformats.org/wordprocessingml/2006/main" xmlns:w14="http://schemas.microsoft.com/office/word/2010/wordml" xmlns:w15="http://schemas.microsoft.com/office/word/2012/wordml" xmlns:w16cex="http://schemas.microsoft.com/office/word/2018/wordml/cex" xmlns:w16cid="http://schemas.microsoft.com/office/word/2016/wordml/cid" xmlns:w16="http://schemas.microsoft.com/office/word/2018/wordml" xmlns:w16du="http://schemas.microsoft.com/office/word/2023/wordml/word16du" xmlns:w16sdtdh="http://schemas.microsoft.com/office/word/2020/wordml/sdtdatahash" xmlns:w16sdtfl="http://schemas.microsoft.com/office/word/2024/wordml/sdtformatlock" xmlns:w16se="http://schemas.microsoft.com/office/word/2015/wordml/symex" mc:Ignorable="w14 w15 w16se w16cid w16 w16cex w16sdtdh w16sdtfl w16du">
   <w:docDefaults>
     <w:rPrDefault>
       <w:rPr>

--- a/KNT-122_Onyshchenko_Variant-19_PR.docx
+++ b/KNT-122_Onyshchenko_Variant-19_PR.docx
@@ -254,7 +254,7 @@
         <w:t xml:space="preserve">Онищенко </w:t>
       </w:r>
       <w:r>
-        <w:t>О. А.</w:t>
+        <w:t>О.А.</w:t>
       </w:r>
     </w:p>
     <w:p>
@@ -311,7 +311,7 @@
         <w:t xml:space="preserve"> </w:t>
       </w:r>
       <w:r>
-        <w:t>О. О.</w:t>
+        <w:t>О.О.</w:t>
       </w:r>
     </w:p>
     <w:p>

--- a/KNT-122_Onyshchenko_Variant-19_PR.docx
+++ b/KNT-122_Onyshchenko_Variant-19_PR.docx
@@ -1335,7 +1335,7 @@
     <w:next w:val="P"/>
     <w:link w:val="H1Char"/>
     <w:qFormat/>
-    <w:rsid w:val="009C455E"/>
+    <w:rsid w:val="00E9279B"/>
     <w:pPr>
       <w:ind w:firstLine="0"/>
       <w:jc w:val="center"/>
@@ -1344,7 +1344,7 @@
       <w:rFonts w:ascii="Times New Roman" w:hAnsi="Times New Roman" w:cs="Times New Roman"/>
       <w:b/>
       <w:bCs/>
-      <w:caps/>
+      <w:smallCaps/>
       <w:color w:val="000000" w:themeColor="text1"/>
       <w:sz w:val="28"/>
       <w:szCs w:val="28"/>
@@ -1368,12 +1368,12 @@
     <w:name w:val="H1 Char"/>
     <w:basedOn w:val="10"/>
     <w:link w:val="H1"/>
-    <w:rsid w:val="009C455E"/>
+    <w:rsid w:val="00E9279B"/>
     <w:rPr>
       <w:rFonts w:ascii="Times New Roman" w:eastAsiaTheme="majorEastAsia" w:hAnsi="Times New Roman" w:cs="Times New Roman"/>
       <w:b/>
       <w:bCs/>
-      <w:caps/>
+      <w:smallCaps/>
       <w:color w:val="000000" w:themeColor="text1"/>
       <w:sz w:val="28"/>
       <w:szCs w:val="28"/>
